--- a/network/static/network/CI_extracted_text.docx
+++ b/network/static/network/CI_extracted_text.docx
@@ -2,14 +2,6 @@
 <file path=word/document.xml><?xml version="1.0" encoding="utf-8"?>
 <w:document xmlns:wpc="http://schemas.microsoft.com/office/word/2010/wordprocessingCanvas" xmlns:cx="http://schemas.microsoft.com/office/drawing/2014/chartex" xmlns:cx1="http://schemas.microsoft.com/office/drawing/2015/9/8/chartex" xmlns:cx2="http://schemas.microsoft.com/office/drawing/2015/10/21/chartex" xmlns:cx3="http://schemas.microsoft.com/office/drawing/2016/5/9/chartex" xmlns:cx4="http://schemas.microsoft.com/office/drawing/2016/5/10/chartex" xmlns:cx5="http://schemas.microsoft.com/office/drawing/2016/5/11/chartex" xmlns:cx6="http://schemas.microsoft.com/office/drawing/2016/5/12/chartex" xmlns:cx7="http://schemas.microsoft.com/office/drawing/2016/5/13/chartex" xmlns:cx8="http://schemas.microsoft.com/office/drawing/2016/5/14/chartex" xmlns:mc="http://schemas.openxmlformats.org/markup-compatibility/2006" xmlns:aink="http://schemas.microsoft.com/office/drawing/2016/ink" xmlns:am3d="http://schemas.microsoft.com/office/drawing/2017/model3d" xmlns:o="urn:schemas-microsoft-com:office:office" xmlns:r="http://schemas.openxmlformats.org/officeDocument/2006/relationships" xmlns:m="http://schemas.openxmlformats.org/officeDocument/2006/math" xmlns:v="urn:schemas-microsoft-com:vml" xmlns:wp14="http://schemas.microsoft.com/office/word/2010/wordprocessingDrawing" xmlns:wp="http://schemas.openxmlformats.org/drawingml/2006/wordprocessingDrawing" xmlns:w10="urn:schemas-microsoft-com:office:word" xmlns:w="http://schemas.openxmlformats.org/wordprocessingml/2006/main" xmlns:w14="http://schemas.microsoft.com/office/word/2010/wordml" xmlns:w15="http://schemas.microsoft.com/office/word/2012/wordml" xmlns:w16cid="http://schemas.microsoft.com/office/word/2016/wordml/cid" xmlns:w16se="http://schemas.microsoft.com/office/word/2015/wordml/symex" xmlns:wpg="http://schemas.microsoft.com/office/word/2010/wordprocessingGroup" xmlns:wpi="http://schemas.microsoft.com/office/word/2010/wordprocessingInk" xmlns:wne="http://schemas.microsoft.com/office/word/2006/wordml" xmlns:wps="http://schemas.microsoft.com/office/word/2010/wordprocessingShape" mc:Ignorable="w14 w15 w16se w16cid wp14">
   <w:body>
-    <w:p>
-      <w:pPr>
-        <w:pStyle w:val="Titolo1"/>
-      </w:pPr>
-      <w:r>
-        <w:t>Extracted Text from CI.pdf</w:t>
-      </w:r>
-    </w:p>
     <w:p>
       <w:r>
         <w:t xml:space="preserve">INFORMED CONSENT TO PARTICIPATE IN RESEARCH </w:t>
@@ -36,19 +28,11 @@
       </w:r>
       <w:r>
         <w:br/>
-      </w:r>
-      <w:r>
-        <w:t xml:space="preserve">prof. Marco Faillo. Before deciding whether to participate, it is important that you have all the </w:t>
-      </w:r>
-      <w:r>
-        <w:t xml:space="preserve">necessary information to make an informed and responsible choice. Please read this </w:t>
+        <w:t xml:space="preserve">prof. Marco Faillo. Before deciding whether to participate, it is important that you have all the necessary information to make an informed and responsible choice. Please read this </w:t>
       </w:r>
       <w:r>
         <w:br/>
-        <w:t xml:space="preserve">document carefully and feel free to ask any questions to the researchers </w:t>
-      </w:r>
-      <w:r>
-        <w:t xml:space="preserve">by sending them a </w:t>
+        <w:t xml:space="preserve">document carefully and feel free to ask any questions to the researchers by sending them a </w:t>
       </w:r>
       <w:r>
         <w:br/>
@@ -62,13 +46,7 @@
       </w:r>
       <w:r>
         <w:br/>
-        <w:t xml:space="preserve">The research project aims to analyze individuals' behavior in relation to certain attitudes and </w:t>
-      </w:r>
-      <w:r>
-        <w:t>decisions in the economic domain, us</w:t>
-      </w:r>
-      <w:r>
-        <w:t xml:space="preserve">ing incentivized economic experiments as its main </w:t>
+        <w:t xml:space="preserve">The research project aims to analyze individuals' behavior in relation to certain attitudes and decisions in the economic domain, using incentivized economic experiments as its main </w:t>
       </w:r>
       <w:r>
         <w:br/>
@@ -88,10 +66,7 @@
       </w:r>
       <w:r>
         <w:br/>
-        <w:t>3. What Does Participation Inv</w:t>
-      </w:r>
-      <w:r>
-        <w:t xml:space="preserve">olve? </w:t>
+        <w:t xml:space="preserve">3. What Does Participation Involve? </w:t>
       </w:r>
       <w:r>
         <w:br/>
@@ -99,7 +74,10 @@
       </w:r>
       <w:r>
         <w:br/>
-        <w:t>questions. The entire activity will take approximately 3</w:t>
+        <w:t xml:space="preserve">questions. The entire activity will take approximately </w:t>
+      </w:r>
+      <w:r>
+        <w:t>3</w:t>
       </w:r>
       <w:bookmarkStart w:id="0" w:name="_GoBack"/>
       <w:bookmarkEnd w:id="0"/>
@@ -108,10 +86,7 @@
       </w:r>
       <w:r>
         <w:br/>
-        <w:t>fixed payment plus an additional amount depending on the outco</w:t>
-      </w:r>
-      <w:r>
-        <w:t xml:space="preserve">mes of their decisions, as </w:t>
+        <w:t xml:space="preserve">fixed payment plus an additional amount depending on the outcomes of their decisions, as </w:t>
       </w:r>
       <w:r>
         <w:br/>
@@ -129,10 +104,7 @@
       </w:r>
       <w:r>
         <w:br/>
-        <w:t>significant emotional stress associat</w:t>
-      </w:r>
-      <w:r>
-        <w:t xml:space="preserve">ed with taking part in this study. </w:t>
+        <w:t xml:space="preserve">significant emotional stress associated with taking part in this study. </w:t>
       </w:r>
     </w:p>
     <w:p>
@@ -146,13 +118,7 @@
       </w:r>
       <w:r>
         <w:br/>
-        <w:t>provide a specific reason.</w:t>
-      </w:r>
-      <w:r>
-        <w:t xml:space="preserve"> </w:t>
-      </w:r>
-      <w:r>
-        <w:t>If you withdraw, all your data will be deleted.</w:t>
+        <w:t>provide a specific reason. If you withdraw, all your data will be deleted.</w:t>
       </w:r>
     </w:p>
     <w:p>
@@ -162,10 +128,7 @@
       </w:r>
       <w:r>
         <w:br/>
-        <w:t>You have the right to request information about the results a</w:t>
-      </w:r>
-      <w:r>
-        <w:t xml:space="preserve">nd outcomes of the study. For </w:t>
+        <w:t xml:space="preserve">You have the right to request information about the results and outcomes of the study. For </w:t>
       </w:r>
       <w:r>
         <w:br/>
@@ -173,29 +136,13 @@
       </w:r>
       <w:r>
         <w:br/>
-      </w:r>
-      <w:r>
-        <w:t>M</w:t>
-      </w:r>
-      <w:r>
-        <w:t xml:space="preserve">arco </w:t>
-      </w:r>
-      <w:proofErr w:type="spellStart"/>
-      <w:r>
-        <w:t>Faillo</w:t>
-      </w:r>
-      <w:proofErr w:type="spellEnd"/>
-      <w:r>
-        <w:t xml:space="preserve">: marco.faillo@unitn.it </w:t>
+        <w:t xml:space="preserve">Marco Faillo: marco.faillo@unitn.it </w:t>
       </w:r>
       <w:r>
         <w:br/>
       </w:r>
       <w:r>
         <w:br/>
-      </w:r>
-      <w:r>
-        <w:lastRenderedPageBreak/>
         <w:t xml:space="preserve">7. Measures to Ensure Anonymity </w:t>
       </w:r>
       <w:r>
@@ -204,10 +151,11 @@
       </w:r>
       <w:r>
         <w:br/>
-        <w:t>In any case, data will be used exclusively for scientif</w:t>
+        <w:t xml:space="preserve">In any case, data will be used exclusively for scientific and statistical purposes, in </w:t>
       </w:r>
       <w:r>
-        <w:t xml:space="preserve">ic and statistical purposes, in compliance </w:t>
+        <w:lastRenderedPageBreak/>
+        <w:t xml:space="preserve">compliance </w:t>
       </w:r>
       <w:r>
         <w:br/>
@@ -227,10 +175,7 @@
       </w:r>
       <w:r>
         <w:br/>
-        <w:t>For any questions or further information regar</w:t>
-      </w:r>
-      <w:r>
-        <w:t xml:space="preserve">ding the study, you may contact: </w:t>
+        <w:t xml:space="preserve">For any questions or further information regarding the study, you may contact: </w:t>
       </w:r>
       <w:r>
         <w:br/>
@@ -266,10 +211,7 @@
       </w:r>
       <w:r>
         <w:br/>
-        <w:t xml:space="preserve">That you have </w:t>
-      </w:r>
-      <w:r>
-        <w:t xml:space="preserve">read the above information sheet, understood the information it contains, and </w:t>
+        <w:t xml:space="preserve">That you have read the above information sheet, understood the information it contains, and </w:t>
       </w:r>
       <w:r>
         <w:br/>
@@ -281,10 +223,7 @@
       </w:r>
       <w:r>
         <w:br/>
-        <w:t>withd</w:t>
-      </w:r>
-      <w:r>
-        <w:t xml:space="preserve">raw from the study at any time, without having to provide an explanation and without </w:t>
+        <w:t xml:space="preserve">withdraw from the study at any time, without having to provide an explanation and without </w:t>
       </w:r>
       <w:r>
         <w:br/>
@@ -304,10 +243,7 @@
       </w:r>
       <w:r>
         <w:br/>
-        <w:t xml:space="preserve">To participate in </w:t>
-      </w:r>
-      <w:r>
-        <w:t xml:space="preserve">the study, with the understanding that this consent is given freely and can </w:t>
+        <w:t xml:space="preserve">To participate in the study, with the understanding that this consent is given freely and can </w:t>
       </w:r>
       <w:r>
         <w:br/>
@@ -822,10 +758,6 @@
     <w:lsdException w:name="Book Title" w:uiPriority="33" w:qFormat="1"/>
     <w:lsdException w:name="Bibliography" w:semiHidden="1" w:uiPriority="37" w:unhideWhenUsed="1"/>
     <w:lsdException w:name="TOC Heading" w:semiHidden="1" w:uiPriority="39" w:unhideWhenUsed="1" w:qFormat="1"/>
-    <w:lsdException w:name="Grid Table Light" w:semiHidden="1" w:unhideWhenUsed="1"/>
-    <w:lsdException w:name="Grid Table 1 Light" w:semiHidden="1" w:unhideWhenUsed="1"/>
-    <w:lsdException w:name="Grid Table 2" w:semiHidden="1" w:unhideWhenUsed="1"/>
-    <w:lsdException w:name="Grid Table 3" w:semiHidden="1" w:unhideWhenUsed="1"/>
     <w:lsdException w:name="Grid Table 4" w:uiPriority="49"/>
     <w:lsdException w:name="Grid Table 5 Dark" w:uiPriority="50"/>
     <w:lsdException w:name="Grid Table 6 Colorful" w:uiPriority="51"/>
@@ -12248,7 +12180,7 @@
 </file>
 
 <file path=customXml/itemProps1.xml><?xml version="1.0" encoding="utf-8"?>
-<ds:datastoreItem xmlns:ds="http://schemas.openxmlformats.org/officeDocument/2006/customXml" ds:itemID="{DCAC0F9D-8E1B-45DC-98DB-BFDFD670AF17}">
+<ds:datastoreItem xmlns:ds="http://schemas.openxmlformats.org/officeDocument/2006/customXml" ds:itemID="{37A4E581-8B6F-410D-97FB-80AC94924312}">
   <ds:schemaRefs>
     <ds:schemaRef ds:uri="http://schemas.openxmlformats.org/officeDocument/2006/bibliography"/>
   </ds:schemaRefs>
